--- a/results.docx
+++ b/results.docx
@@ -16,186 +16,199 @@
           <w:b/>
           <w:bCs/>
         </w:rPr>
-        <w:t>Your regression and PHM metrics are actually becoming good now.</w:t>
-      </w:r>
-    </w:p>
-    <w:p>
-      <w:pPr>
-        <w:rPr>
-          <w:rFonts w:ascii="Times New Roman" w:hAnsi="Times New Roman" w:cs="Times New Roman"/>
-          <w:b/>
-          <w:bCs/>
-        </w:rPr>
-      </w:pPr>
-      <w:r>
-        <w:rPr>
-          <w:rFonts w:ascii="Times New Roman" w:hAnsi="Times New Roman" w:cs="Times New Roman"/>
-          <w:b/>
-          <w:bCs/>
-        </w:rPr>
-        <w:t>The low:</w:t>
-      </w:r>
-    </w:p>
-    <w:p>
-      <w:pPr>
-        <w:numPr>
-          <w:ilvl w:val="0"/>
-          <w:numId w:val="5"/>
-        </w:numPr>
-        <w:rPr>
-          <w:rFonts w:ascii="Times New Roman" w:hAnsi="Times New Roman" w:cs="Times New Roman"/>
-          <w:b/>
-          <w:bCs/>
-        </w:rPr>
-      </w:pPr>
-      <w:r>
-        <w:rPr>
-          <w:rFonts w:ascii="Times New Roman" w:hAnsi="Times New Roman" w:cs="Times New Roman"/>
-          <w:b/>
-          <w:bCs/>
-        </w:rPr>
-        <w:t>accuracy</w:t>
-      </w:r>
-    </w:p>
-    <w:p>
-      <w:pPr>
-        <w:numPr>
-          <w:ilvl w:val="0"/>
-          <w:numId w:val="5"/>
-        </w:numPr>
-        <w:rPr>
-          <w:rFonts w:ascii="Times New Roman" w:hAnsi="Times New Roman" w:cs="Times New Roman"/>
-          <w:b/>
-          <w:bCs/>
-        </w:rPr>
-      </w:pPr>
-      <w:r>
-        <w:rPr>
-          <w:rFonts w:ascii="Times New Roman" w:hAnsi="Times New Roman" w:cs="Times New Roman"/>
-          <w:b/>
-          <w:bCs/>
-        </w:rPr>
-        <w:t>precision</w:t>
-      </w:r>
-    </w:p>
-    <w:p>
-      <w:pPr>
-        <w:numPr>
-          <w:ilvl w:val="0"/>
-          <w:numId w:val="5"/>
-        </w:numPr>
-        <w:rPr>
-          <w:rFonts w:ascii="Times New Roman" w:hAnsi="Times New Roman" w:cs="Times New Roman"/>
-          <w:b/>
-          <w:bCs/>
-        </w:rPr>
-      </w:pPr>
-      <w:r>
-        <w:rPr>
-          <w:rFonts w:ascii="Times New Roman" w:hAnsi="Times New Roman" w:cs="Times New Roman"/>
-          <w:b/>
-          <w:bCs/>
-        </w:rPr>
-        <w:t>recall</w:t>
-      </w:r>
-    </w:p>
-    <w:p>
-      <w:pPr>
-        <w:numPr>
-          <w:ilvl w:val="0"/>
-          <w:numId w:val="5"/>
-        </w:numPr>
-        <w:rPr>
-          <w:rFonts w:ascii="Times New Roman" w:hAnsi="Times New Roman" w:cs="Times New Roman"/>
-          <w:b/>
-          <w:bCs/>
-        </w:rPr>
-      </w:pPr>
-      <w:r>
-        <w:rPr>
-          <w:rFonts w:ascii="Times New Roman" w:hAnsi="Times New Roman" w:cs="Times New Roman"/>
-          <w:b/>
-          <w:bCs/>
-        </w:rPr>
-        <w:t>F1-score</w:t>
-      </w:r>
-    </w:p>
-    <w:p>
-      <w:pPr>
-        <w:rPr>
-          <w:rFonts w:ascii="Times New Roman" w:hAnsi="Times New Roman" w:cs="Times New Roman"/>
-          <w:b/>
-          <w:bCs/>
-        </w:rPr>
-      </w:pPr>
-      <w:r>
-        <w:rPr>
-          <w:rFonts w:ascii="Times New Roman" w:hAnsi="Times New Roman" w:cs="Times New Roman"/>
-          <w:b/>
-          <w:bCs/>
-        </w:rPr>
-        <w:t>does NOT mean the ML model is failing.</w:t>
-      </w:r>
-    </w:p>
-    <w:p>
-      <w:pPr>
-        <w:rPr>
-          <w:rFonts w:ascii="Times New Roman" w:hAnsi="Times New Roman" w:cs="Times New Roman"/>
-          <w:b/>
-          <w:bCs/>
-        </w:rPr>
-      </w:pPr>
-      <w:r>
-        <w:rPr>
-          <w:rFonts w:ascii="Times New Roman" w:hAnsi="Times New Roman" w:cs="Times New Roman"/>
-          <w:b/>
-          <w:bCs/>
-        </w:rPr>
-        <w:t>It means:</w:t>
-      </w:r>
-    </w:p>
-    <w:p>
-      <w:pPr>
-        <w:rPr>
-          <w:rFonts w:ascii="Times New Roman" w:hAnsi="Times New Roman" w:cs="Times New Roman"/>
-          <w:b/>
-          <w:bCs/>
-        </w:rPr>
-      </w:pPr>
-      <w:r>
-        <w:rPr>
-          <w:rFonts w:ascii="Times New Roman" w:hAnsi="Times New Roman" w:cs="Times New Roman"/>
-          <w:b/>
-          <w:bCs/>
-        </w:rPr>
-        <w:t>your classification layer and thresholds are weak.</w:t>
-      </w:r>
-    </w:p>
-    <w:p>
-      <w:pPr>
-        <w:rPr>
-          <w:rFonts w:ascii="Times New Roman" w:hAnsi="Times New Roman" w:cs="Times New Roman"/>
-          <w:b/>
-          <w:bCs/>
-        </w:rPr>
-      </w:pPr>
-      <w:r>
-        <w:rPr>
-          <w:rFonts w:ascii="Times New Roman" w:hAnsi="Times New Roman" w:cs="Times New Roman"/>
-          <w:b/>
-          <w:bCs/>
-        </w:rPr>
-        <w:t>Your actual predictive maintenance system is working much better than the classification metrics suggest.</w:t>
-      </w:r>
-    </w:p>
-    <w:p>
-      <w:pPr>
-        <w:rPr>
-          <w:rFonts w:ascii="Times New Roman" w:hAnsi="Times New Roman" w:cs="Times New Roman"/>
-          <w:b/>
-          <w:bCs/>
-        </w:rPr>
-      </w:pPr>
+        <w:t xml:space="preserve">              precision    </w:t>
+      </w:r>
+      <w:proofErr w:type="gramStart"/>
+      <w:r>
+        <w:rPr>
+          <w:rFonts w:ascii="Times New Roman" w:hAnsi="Times New Roman" w:cs="Times New Roman"/>
+          <w:b/>
+          <w:bCs/>
+        </w:rPr>
+        <w:t>recall  f</w:t>
+      </w:r>
+      <w:proofErr w:type="gramEnd"/>
+      <w:r>
+        <w:rPr>
+          <w:rFonts w:ascii="Times New Roman" w:hAnsi="Times New Roman" w:cs="Times New Roman"/>
+          <w:b/>
+          <w:bCs/>
+        </w:rPr>
+        <w:t>1-score   support</w:t>
+      </w:r>
+    </w:p>
+    <w:p>
+      <w:pPr>
+        <w:rPr>
+          <w:rFonts w:ascii="Times New Roman" w:hAnsi="Times New Roman" w:cs="Times New Roman"/>
+          <w:b/>
+          <w:bCs/>
+        </w:rPr>
+      </w:pPr>
+    </w:p>
+    <w:p>
+      <w:pPr>
+        <w:rPr>
+          <w:rFonts w:ascii="Times New Roman" w:hAnsi="Times New Roman" w:cs="Times New Roman"/>
+          <w:b/>
+          <w:bCs/>
+        </w:rPr>
+      </w:pPr>
+      <w:r>
+        <w:rPr>
+          <w:rFonts w:ascii="Times New Roman" w:hAnsi="Times New Roman" w:cs="Times New Roman"/>
+          <w:b/>
+          <w:bCs/>
+        </w:rPr>
+        <w:t xml:space="preserve">    CRITICAL       0.60      1.00      0.75         3</w:t>
+      </w:r>
+    </w:p>
+    <w:p>
+      <w:pPr>
+        <w:rPr>
+          <w:rFonts w:ascii="Times New Roman" w:hAnsi="Times New Roman" w:cs="Times New Roman"/>
+          <w:b/>
+          <w:bCs/>
+        </w:rPr>
+      </w:pPr>
+      <w:r>
+        <w:rPr>
+          <w:rFonts w:ascii="Times New Roman" w:hAnsi="Times New Roman" w:cs="Times New Roman"/>
+          <w:b/>
+          <w:bCs/>
+        </w:rPr>
+        <w:t xml:space="preserve">     HEALTHY       0.00      0.00      0.00         1</w:t>
+      </w:r>
+    </w:p>
+    <w:p>
+      <w:pPr>
+        <w:rPr>
+          <w:rFonts w:ascii="Times New Roman" w:hAnsi="Times New Roman" w:cs="Times New Roman"/>
+          <w:b/>
+          <w:bCs/>
+        </w:rPr>
+      </w:pPr>
+      <w:r>
+        <w:rPr>
+          <w:rFonts w:ascii="Times New Roman" w:hAnsi="Times New Roman" w:cs="Times New Roman"/>
+          <w:b/>
+          <w:bCs/>
+        </w:rPr>
+        <w:t xml:space="preserve">       MINOR       0.50      0.50      0.50         2</w:t>
+      </w:r>
+    </w:p>
+    <w:p>
+      <w:pPr>
+        <w:rPr>
+          <w:rFonts w:ascii="Times New Roman" w:hAnsi="Times New Roman" w:cs="Times New Roman"/>
+          <w:b/>
+          <w:bCs/>
+        </w:rPr>
+      </w:pPr>
+      <w:r>
+        <w:rPr>
+          <w:rFonts w:ascii="Times New Roman" w:hAnsi="Times New Roman" w:cs="Times New Roman"/>
+          <w:b/>
+          <w:bCs/>
+        </w:rPr>
+        <w:t xml:space="preserve">    MODERATE       0.00      0.00      0.00         2</w:t>
+      </w:r>
+    </w:p>
+    <w:p>
+      <w:pPr>
+        <w:rPr>
+          <w:rFonts w:ascii="Times New Roman" w:hAnsi="Times New Roman" w:cs="Times New Roman"/>
+          <w:b/>
+          <w:bCs/>
+        </w:rPr>
+      </w:pPr>
+    </w:p>
+    <w:p>
+      <w:pPr>
+        <w:rPr>
+          <w:rFonts w:ascii="Times New Roman" w:hAnsi="Times New Roman" w:cs="Times New Roman"/>
+          <w:b/>
+          <w:bCs/>
+        </w:rPr>
+      </w:pPr>
+      <w:r>
+        <w:rPr>
+          <w:rFonts w:ascii="Times New Roman" w:hAnsi="Times New Roman" w:cs="Times New Roman"/>
+          <w:b/>
+          <w:bCs/>
+        </w:rPr>
+        <w:t xml:space="preserve">    accuracy                           0.50         8</w:t>
+      </w:r>
+    </w:p>
+    <w:p>
+      <w:pPr>
+        <w:rPr>
+          <w:rFonts w:ascii="Times New Roman" w:hAnsi="Times New Roman" w:cs="Times New Roman"/>
+          <w:b/>
+          <w:bCs/>
+        </w:rPr>
+      </w:pPr>
+      <w:r>
+        <w:rPr>
+          <w:rFonts w:ascii="Times New Roman" w:hAnsi="Times New Roman" w:cs="Times New Roman"/>
+          <w:b/>
+          <w:bCs/>
+        </w:rPr>
+        <w:t xml:space="preserve">   macro </w:t>
+      </w:r>
+      <w:proofErr w:type="spellStart"/>
+      <w:r>
+        <w:rPr>
+          <w:rFonts w:ascii="Times New Roman" w:hAnsi="Times New Roman" w:cs="Times New Roman"/>
+          <w:b/>
+          <w:bCs/>
+        </w:rPr>
+        <w:t>avg</w:t>
+      </w:r>
+      <w:proofErr w:type="spellEnd"/>
+      <w:r>
+        <w:rPr>
+          <w:rFonts w:ascii="Times New Roman" w:hAnsi="Times New Roman" w:cs="Times New Roman"/>
+          <w:b/>
+          <w:bCs/>
+        </w:rPr>
+        <w:t xml:space="preserve">       0.28      0.38      0.31         8</w:t>
+      </w:r>
+    </w:p>
+    <w:p>
+      <w:pPr>
+        <w:rPr>
+          <w:rFonts w:ascii="Times New Roman" w:hAnsi="Times New Roman" w:cs="Times New Roman"/>
+          <w:b/>
+          <w:bCs/>
+        </w:rPr>
+      </w:pPr>
+      <w:r>
+        <w:rPr>
+          <w:rFonts w:ascii="Times New Roman" w:hAnsi="Times New Roman" w:cs="Times New Roman"/>
+          <w:b/>
+          <w:bCs/>
+        </w:rPr>
+        <w:t xml:space="preserve">weighted </w:t>
+      </w:r>
+      <w:proofErr w:type="spellStart"/>
+      <w:r>
+        <w:rPr>
+          <w:rFonts w:ascii="Times New Roman" w:hAnsi="Times New Roman" w:cs="Times New Roman"/>
+          <w:b/>
+          <w:bCs/>
+        </w:rPr>
+        <w:t>avg</w:t>
+      </w:r>
+      <w:proofErr w:type="spellEnd"/>
+      <w:r>
+        <w:rPr>
+          <w:rFonts w:ascii="Times New Roman" w:hAnsi="Times New Roman" w:cs="Times New Roman"/>
+          <w:b/>
+          <w:bCs/>
+        </w:rPr>
+        <w:t xml:space="preserve">       0.35      0.50      0.41         8</w:t>
+      </w:r>
       <w:r>
         <w:rPr>
           <w:rFonts w:ascii="Times New Roman" w:hAnsi="Times New Roman" w:cs="Times New Roman"/>
@@ -203,7 +216,7 @@
           <w:bCs/>
         </w:rPr>
         <w:pict w14:anchorId="60E110B2">
-          <v:rect id="_x0000_i1155" style="width:0;height:1.5pt" o:hralign="center" o:hrstd="t" o:hr="t" fillcolor="#a0a0a0" stroked="f"/>
+          <v:rect id="_x0000_i1025" style="width:0;height:1.5pt" o:hralign="center" o:hrstd="t" o:hr="t" fillcolor="#a0a0a0" stroked="f"/>
         </w:pict>
       </w:r>
     </w:p>
@@ -535,7 +548,25 @@
           <w:b/>
           <w:bCs/>
         </w:rPr>
-        <w:t>indicating healthy cooling behavior with minimal degradation drift.</w:t>
+        <w:t xml:space="preserve">indicating healthy cooling </w:t>
+      </w:r>
+      <w:proofErr w:type="spellStart"/>
+      <w:r>
+        <w:rPr>
+          <w:rFonts w:ascii="Times New Roman" w:hAnsi="Times New Roman" w:cs="Times New Roman"/>
+          <w:b/>
+          <w:bCs/>
+        </w:rPr>
+        <w:t>behavior</w:t>
+      </w:r>
+      <w:proofErr w:type="spellEnd"/>
+      <w:r>
+        <w:rPr>
+          <w:rFonts w:ascii="Times New Roman" w:hAnsi="Times New Roman" w:cs="Times New Roman"/>
+          <w:b/>
+          <w:bCs/>
+        </w:rPr>
+        <w:t xml:space="preserve"> with minimal degradation drift.</w:t>
       </w:r>
     </w:p>
     <w:p>
@@ -553,7 +584,7 @@
           <w:bCs/>
         </w:rPr>
         <w:pict w14:anchorId="354A76E0">
-          <v:rect id="_x0000_i1156" style="width:0;height:1.5pt" o:hralign="center" o:hrstd="t" o:hr="t" fillcolor="#a0a0a0" stroked="f"/>
+          <v:rect id="_x0000_i1026" style="width:0;height:1.5pt" o:hralign="center" o:hrstd="t" o:hr="t" fillcolor="#a0a0a0" stroked="f"/>
         </w:pict>
       </w:r>
     </w:p>
@@ -702,7 +733,25 @@
           <w:b/>
           <w:bCs/>
         </w:rPr>
-        <w:t>Residual statistics showed major behavioral drift:</w:t>
+        <w:t xml:space="preserve">Residual statistics showed major </w:t>
+      </w:r>
+      <w:proofErr w:type="spellStart"/>
+      <w:r>
+        <w:rPr>
+          <w:rFonts w:ascii="Times New Roman" w:hAnsi="Times New Roman" w:cs="Times New Roman"/>
+          <w:b/>
+          <w:bCs/>
+        </w:rPr>
+        <w:t>behavioral</w:t>
+      </w:r>
+      <w:proofErr w:type="spellEnd"/>
+      <w:r>
+        <w:rPr>
+          <w:rFonts w:ascii="Times New Roman" w:hAnsi="Times New Roman" w:cs="Times New Roman"/>
+          <w:b/>
+          <w:bCs/>
+        </w:rPr>
+        <w:t xml:space="preserve"> drift:</w:t>
       </w:r>
     </w:p>
     <w:p>
@@ -856,7 +905,25 @@
           <w:b/>
           <w:bCs/>
         </w:rPr>
-        <w:t>This validates the model’s ability to detect real thermal degradation behavior.</w:t>
+        <w:t xml:space="preserve">This validates the model’s ability to detect real thermal degradation </w:t>
+      </w:r>
+      <w:proofErr w:type="spellStart"/>
+      <w:r>
+        <w:rPr>
+          <w:rFonts w:ascii="Times New Roman" w:hAnsi="Times New Roman" w:cs="Times New Roman"/>
+          <w:b/>
+          <w:bCs/>
+        </w:rPr>
+        <w:t>behavior</w:t>
+      </w:r>
+      <w:proofErr w:type="spellEnd"/>
+      <w:r>
+        <w:rPr>
+          <w:rFonts w:ascii="Times New Roman" w:hAnsi="Times New Roman" w:cs="Times New Roman"/>
+          <w:b/>
+          <w:bCs/>
+        </w:rPr>
+        <w:t>.</w:t>
       </w:r>
     </w:p>
     <w:p>
@@ -874,7 +941,7 @@
           <w:bCs/>
         </w:rPr>
         <w:pict w14:anchorId="04BF2CAC">
-          <v:rect id="_x0000_i1157" style="width:0;height:1.5pt" o:hralign="center" o:hrstd="t" o:hr="t" fillcolor="#a0a0a0" stroked="f"/>
+          <v:rect id="_x0000_i1027" style="width:0;height:1.5pt" o:hralign="center" o:hrstd="t" o:hr="t" fillcolor="#a0a0a0" stroked="f"/>
         </w:pict>
       </w:r>
     </w:p>
@@ -927,7 +994,7 @@
           <w:bCs/>
         </w:rPr>
         <w:pict w14:anchorId="352165ED">
-          <v:rect id="_x0000_i1158" style="width:0;height:1.5pt" o:hralign="center" o:hrstd="t" o:hr="t" fillcolor="#a0a0a0" stroked="f"/>
+          <v:rect id="_x0000_i1028" style="width:0;height:1.5pt" o:hralign="center" o:hrstd="t" o:hr="t" fillcolor="#a0a0a0" stroked="f"/>
         </w:pict>
       </w:r>
     </w:p>
@@ -1128,7 +1195,25 @@
           <w:b/>
           <w:bCs/>
         </w:rPr>
-        <w:t>This stage represents early cooling inefficiency with minor behavioral drift.</w:t>
+        <w:t xml:space="preserve">This stage represents early cooling inefficiency with minor </w:t>
+      </w:r>
+      <w:proofErr w:type="spellStart"/>
+      <w:r>
+        <w:rPr>
+          <w:rFonts w:ascii="Times New Roman" w:hAnsi="Times New Roman" w:cs="Times New Roman"/>
+          <w:b/>
+          <w:bCs/>
+        </w:rPr>
+        <w:t>behavioral</w:t>
+      </w:r>
+      <w:proofErr w:type="spellEnd"/>
+      <w:r>
+        <w:rPr>
+          <w:rFonts w:ascii="Times New Roman" w:hAnsi="Times New Roman" w:cs="Times New Roman"/>
+          <w:b/>
+          <w:bCs/>
+        </w:rPr>
+        <w:t xml:space="preserve"> drift.</w:t>
       </w:r>
     </w:p>
     <w:p>
@@ -1146,7 +1231,7 @@
           <w:bCs/>
         </w:rPr>
         <w:pict w14:anchorId="5D500BB7">
-          <v:rect id="_x0000_i1159" style="width:0;height:1.5pt" o:hralign="center" o:hrstd="t" o:hr="t" fillcolor="#a0a0a0" stroked="f"/>
+          <v:rect id="_x0000_i1029" style="width:0;height:1.5pt" o:hralign="center" o:hrstd="t" o:hr="t" fillcolor="#a0a0a0" stroked="f"/>
         </w:pict>
       </w:r>
     </w:p>
@@ -1364,7 +1449,7 @@
           <w:bCs/>
         </w:rPr>
         <w:pict w14:anchorId="62DE446B">
-          <v:rect id="_x0000_i1160" style="width:0;height:1.5pt" o:hralign="center" o:hrstd="t" o:hr="t" fillcolor="#a0a0a0" stroked="f"/>
+          <v:rect id="_x0000_i1030" style="width:0;height:1.5pt" o:hralign="center" o:hrstd="t" o:hr="t" fillcolor="#a0a0a0" stroked="f"/>
         </w:pict>
       </w:r>
     </w:p>
@@ -1583,7 +1668,7 @@
           <w:bCs/>
         </w:rPr>
         <w:pict w14:anchorId="03F3AE04">
-          <v:rect id="_x0000_i1161" style="width:0;height:1.5pt" o:hralign="center" o:hrstd="t" o:hr="t" fillcolor="#a0a0a0" stroked="f"/>
+          <v:rect id="_x0000_i1031" style="width:0;height:1.5pt" o:hralign="center" o:hrstd="t" o:hr="t" fillcolor="#a0a0a0" stroked="f"/>
         </w:pict>
       </w:r>
     </w:p>
@@ -1750,7 +1835,25 @@
           <w:bCs/>
         </w:rPr>
         <w:lastRenderedPageBreak/>
-        <w:t>This stage demonstrates severe degradation progression with strong behavioral divergence from healthy system dynamics.</w:t>
+        <w:t xml:space="preserve">This stage demonstrates severe degradation progression with strong </w:t>
+      </w:r>
+      <w:proofErr w:type="spellStart"/>
+      <w:r>
+        <w:rPr>
+          <w:rFonts w:ascii="Times New Roman" w:hAnsi="Times New Roman" w:cs="Times New Roman"/>
+          <w:b/>
+          <w:bCs/>
+        </w:rPr>
+        <w:t>behavioral</w:t>
+      </w:r>
+      <w:proofErr w:type="spellEnd"/>
+      <w:r>
+        <w:rPr>
+          <w:rFonts w:ascii="Times New Roman" w:hAnsi="Times New Roman" w:cs="Times New Roman"/>
+          <w:b/>
+          <w:bCs/>
+        </w:rPr>
+        <w:t xml:space="preserve"> divergence from healthy system dynamics.</w:t>
       </w:r>
     </w:p>
     <w:p>
@@ -1768,7 +1871,7 @@
           <w:bCs/>
         </w:rPr>
         <w:pict w14:anchorId="36678D92">
-          <v:rect id="_x0000_i1162" style="width:0;height:1.5pt" o:hralign="center" o:hrstd="t" o:hr="t" fillcolor="#a0a0a0" stroked="f"/>
+          <v:rect id="_x0000_i1032" style="width:0;height:1.5pt" o:hralign="center" o:hrstd="t" o:hr="t" fillcolor="#a0a0a0" stroked="f"/>
         </w:pict>
       </w:r>
     </w:p>
@@ -1952,7 +2055,7 @@
           <w:bCs/>
         </w:rPr>
         <w:pict w14:anchorId="3DAEE3C5">
-          <v:rect id="_x0000_i1163" style="width:0;height:1.5pt" o:hralign="center" o:hrstd="t" o:hr="t" fillcolor="#a0a0a0" stroked="f"/>
+          <v:rect id="_x0000_i1033" style="width:0;height:1.5pt" o:hralign="center" o:hrstd="t" o:hr="t" fillcolor="#a0a0a0" stroked="f"/>
         </w:pict>
       </w:r>
     </w:p>
@@ -2137,7 +2240,7 @@
           <w:bCs/>
         </w:rPr>
         <w:pict w14:anchorId="7964CC36">
-          <v:rect id="_x0000_i1164" style="width:0;height:1.5pt" o:hralign="center" o:hrstd="t" o:hr="t" fillcolor="#a0a0a0" stroked="f"/>
+          <v:rect id="_x0000_i1034" style="width:0;height:1.5pt" o:hralign="center" o:hrstd="t" o:hr="t" fillcolor="#a0a0a0" stroked="f"/>
         </w:pict>
       </w:r>
     </w:p>
@@ -2155,8 +2258,18 @@
           <w:b/>
           <w:bCs/>
         </w:rPr>
-        <w:t>Overall System Behavior</w:t>
-      </w:r>
+        <w:t xml:space="preserve">Overall System </w:t>
+      </w:r>
+      <w:proofErr w:type="spellStart"/>
+      <w:r>
+        <w:rPr>
+          <w:rFonts w:ascii="Times New Roman" w:hAnsi="Times New Roman" w:cs="Times New Roman"/>
+          <w:b/>
+          <w:bCs/>
+        </w:rPr>
+        <w:t>Behavior</w:t>
+      </w:r>
+      <w:proofErr w:type="spellEnd"/>
     </w:p>
     <w:p>
       <w:pPr>
@@ -2927,7 +3040,7 @@
         </w:rPr>
         <w:lastRenderedPageBreak/>
         <w:pict w14:anchorId="2AFB370B">
-          <v:rect id="_x0000_i1165" style="width:0;height:1.5pt" o:hralign="center" o:hrstd="t" o:hr="t" fillcolor="#a0a0a0" stroked="f"/>
+          <v:rect id="_x0000_i1035" style="width:0;height:1.5pt" o:hralign="center" o:hrstd="t" o:hr="t" fillcolor="#a0a0a0" stroked="f"/>
         </w:pict>
       </w:r>
     </w:p>
@@ -3082,7 +3195,7 @@
           <w:bCs/>
         </w:rPr>
         <w:pict w14:anchorId="027B6B8E">
-          <v:rect id="_x0000_i1166" style="width:0;height:1.5pt" o:hralign="center" o:hrstd="t" o:hr="t" fillcolor="#a0a0a0" stroked="f"/>
+          <v:rect id="_x0000_i1036" style="width:0;height:1.5pt" o:hralign="center" o:hrstd="t" o:hr="t" fillcolor="#a0a0a0" stroked="f"/>
         </w:pict>
       </w:r>
     </w:p>
@@ -3237,7 +3350,7 @@
           <w:bCs/>
         </w:rPr>
         <w:pict w14:anchorId="53D9CFCC">
-          <v:rect id="_x0000_i1167" style="width:0;height:1.5pt" o:hralign="center" o:hrstd="t" o:hr="t" fillcolor="#a0a0a0" stroked="f"/>
+          <v:rect id="_x0000_i1037" style="width:0;height:1.5pt" o:hralign="center" o:hrstd="t" o:hr="t" fillcolor="#a0a0a0" stroked="f"/>
         </w:pict>
       </w:r>
     </w:p>
@@ -3308,7 +3421,7 @@
           <w:bCs/>
         </w:rPr>
         <w:pict w14:anchorId="66059B34">
-          <v:rect id="_x0000_i1168" style="width:0;height:1.5pt" o:hralign="center" o:hrstd="t" o:hr="t" fillcolor="#a0a0a0" stroked="f"/>
+          <v:rect id="_x0000_i1038" style="width:0;height:1.5pt" o:hralign="center" o:hrstd="t" o:hr="t" fillcolor="#a0a0a0" stroked="f"/>
         </w:pict>
       </w:r>
     </w:p>
@@ -3364,7 +3477,25 @@
           <w:b/>
           <w:bCs/>
         </w:rPr>
-        <w:t>temporal behavior learning,</w:t>
+        <w:t xml:space="preserve">temporal </w:t>
+      </w:r>
+      <w:proofErr w:type="spellStart"/>
+      <w:r>
+        <w:rPr>
+          <w:rFonts w:ascii="Times New Roman" w:hAnsi="Times New Roman" w:cs="Times New Roman"/>
+          <w:b/>
+          <w:bCs/>
+        </w:rPr>
+        <w:t>behavior</w:t>
+      </w:r>
+      <w:proofErr w:type="spellEnd"/>
+      <w:r>
+        <w:rPr>
+          <w:rFonts w:ascii="Times New Roman" w:hAnsi="Times New Roman" w:cs="Times New Roman"/>
+          <w:b/>
+          <w:bCs/>
+        </w:rPr>
+        <w:t xml:space="preserve"> learning,</w:t>
       </w:r>
     </w:p>
     <w:p>
@@ -3623,7 +3754,7 @@
         </w:rPr>
         <w:lastRenderedPageBreak/>
         <w:pict w14:anchorId="001FFF6C">
-          <v:rect id="_x0000_i1169" style="width:0;height:1.5pt" o:hralign="center" o:hrstd="t" o:hr="t" fillcolor="#a0a0a0" stroked="f"/>
+          <v:rect id="_x0000_i1039" style="width:0;height:1.5pt" o:hralign="center" o:hrstd="t" o:hr="t" fillcolor="#a0a0a0" stroked="f"/>
         </w:pict>
       </w:r>
     </w:p>
@@ -3924,6 +4055,24 @@
         </w:rPr>
         <w:t>This proves that the LSTM successfully learned healthy cooling dynamics and progressively detected degradation drift over time, which is the core objective of predictive maintenance systems.</w:t>
       </w:r>
+    </w:p>
+    <w:p>
+      <w:pPr>
+        <w:rPr>
+          <w:rFonts w:ascii="Times New Roman" w:hAnsi="Times New Roman" w:cs="Times New Roman"/>
+          <w:b/>
+          <w:bCs/>
+        </w:rPr>
+      </w:pPr>
+    </w:p>
+    <w:p>
+      <w:pPr>
+        <w:rPr>
+          <w:rFonts w:ascii="Times New Roman" w:hAnsi="Times New Roman" w:cs="Times New Roman"/>
+          <w:b/>
+          <w:bCs/>
+        </w:rPr>
+      </w:pPr>
     </w:p>
     <w:p/>
     <w:sectPr>
@@ -7280,6 +7429,7 @@
   <w:style w:type="character" w:default="1" w:styleId="DefaultParagraphFont">
     <w:name w:val="Default Paragraph Font"/>
     <w:uiPriority w:val="1"/>
+    <w:semiHidden/>
     <w:unhideWhenUsed/>
   </w:style>
   <w:style w:type="table" w:default="1" w:styleId="TableNormal">
